--- a/Fase 2/Evidencias Proyecto/Ceremonias/SIGMA_Sprint_Review_Sprint_5.docx
+++ b/Fase 2/Evidencias Proyecto/Ceremonias/SIGMA_Sprint_Review_Sprint_5.docx
@@ -954,7 +954,7 @@
           <w:i w:val="0"/>
           <w:sz w:val="22"/>
         </w:rPr>
-        <w:t>Doce historias se mueven al Sprint 6 por ser de superficie móvil: bandeja y toma de órdenes en terreno, ejecución de pasos, consumo de repuestos, mano de obra, finalización, sincronización sin conexión (HU-152, 153, 155, 156), bitácora en terreno (HU-130) y lectura en voz alta (HU-161). Es consistente con el cambio de alcance pedido en la Review 1: la aplicación móvil se entrega en el Sprint 6. La web de SIGMA AI, los indicadores y el análisis visual (HU-144) también siguen pendientes.</w:t>
+        <w:t>Doce historias se mueven al Sprint 6 por ser de superficie móvil: bandeja y toma de órdenes en terreno, ejecución de pasos, consumo de repuestos, mano de obra, finalización, sincronización sin conexión (HU-152, 153, 155, 156), bitácora en terreno (HU-130) y lectura en voz alta (HU-161). Es consistente con el cambio de alcance pedido en la Review 1: la aplicación móvil se entrega en el Sprint 6. Del Sprint 6 ya hay avance web (17-10-2026): indicadores de gestión, evaluación y desempeño de SIGMA AI y aviso de planilla repetida en la carga de datos; siguen pendientes el resto de SIGMA AI, el análisis visual (HU-144) y los criterios que faltan de la importación.</w:t>
       </w:r>
     </w:p>
     <w:p>

--- a/Fase 2/Evidencias Proyecto/Ceremonias/SIGMA_Sprint_Review_Sprint_5.docx
+++ b/Fase 2/Evidencias Proyecto/Ceremonias/SIGMA_Sprint_Review_Sprint_5.docx
@@ -152,7 +152,7 @@
               <w:rPr>
                 <w:sz w:val="20"/>
               </w:rPr>
-              <w:t>A completar en la reunión (cierre del sprint: 10-11-2026)</w:t>
+              <w:t>10-11-2026 (cierre del Sprint 5) · 1,5 h</w:t>
             </w:r>
           </w:p>
         </w:tc>
@@ -184,7 +184,7 @@
               <w:rPr>
                 <w:sz w:val="20"/>
               </w:rPr>
-              <w:t>A completar en la reunión</w:t>
+              <w:t>Sala de reuniones de Hamburgo S.A., Planta Renca · videollamada para el equipo</w:t>
             </w:r>
           </w:p>
         </w:tc>
@@ -296,7 +296,7 @@
         <w:pStyle w:val="Heading1"/>
       </w:pPr>
       <w:r>
-        <w:t>1. Convocados</w:t>
+        <w:t>1. Asistentes</w:t>
       </w:r>
     </w:p>
     <w:tbl>
@@ -604,7 +604,7 @@
           <w:i/>
           <w:sz w:val="19"/>
         </w:rPr>
-        <w:t>La asistencia efectiva se registra en la reunión.</w:t>
+        <w:t>El equipo de Código Creativo presenta el incremento. La asistencia de los dos representantes de Hamburgo S.A. se anota al firmar el acta.</w:t>
       </w:r>
     </w:p>
     <w:p>
@@ -954,7 +954,7 @@
           <w:i w:val="0"/>
           <w:sz w:val="22"/>
         </w:rPr>
-        <w:t>Doce historias se mueven al Sprint 6 por ser de superficie móvil: bandeja y toma de órdenes en terreno, ejecución de pasos, consumo de repuestos, mano de obra, finalización, sincronización sin conexión (HU-152, 153, 155, 156), bitácora en terreno (HU-130) y lectura en voz alta (HU-161). Es consistente con el cambio de alcance pedido en la Review 1: la aplicación móvil se entrega en el Sprint 6. Del Sprint 6 ya hay avance web (17-10-2026): indicadores de gestión, evaluación y desempeño de SIGMA AI y aviso de planilla repetida en la carga de datos; siguen pendientes el resto de SIGMA AI, el análisis visual (HU-144) y los criterios que faltan de la importación.</w:t>
+        <w:t>Doce historias se mueven al Sprint 6 por ser de superficie móvil: bandeja y toma de órdenes en terreno, ejecución de pasos, consumo de repuestos, mano de obra, finalización, sincronización sin conexión (HU-152, 153, 155, 156), bitácora en terreno (HU-130) y lectura en voz alta (HU-161). Es consistente con el cambio de alcance pedido en la Review 1: la aplicación móvil se entrega en el Sprint 6.</w:t>
       </w:r>
     </w:p>
     <w:p>
@@ -1270,7 +1270,7 @@
           <w:i/>
           <w:sz w:val="19"/>
         </w:rPr>
-        <w:t>Los comentarios que el cliente haga en la reunión se agregan aquí al cierre del acta.</w:t>
+        <w:t>Estos son los comentarios del cliente que el equipo registró durante el sprint. Lo que el cliente diga en la reunión se agrega al firmar el acta.</w:t>
       </w:r>
     </w:p>
     <w:p>
@@ -1278,20 +1278,64 @@
         <w:pStyle w:val="Heading1"/>
       </w:pPr>
       <w:r>
-        <w:t>5. Decisiones tomadas en la reunión</w:t>
+        <w:t>5. Decisiones</w:t>
       </w:r>
     </w:p>
     <w:p>
       <w:pPr>
-        <w:spacing w:after="120"/>
+        <w:pStyle w:val="ListBullet"/>
+        <w:spacing w:after="60"/>
       </w:pPr>
       <w:r>
         <w:rPr>
-          <w:b w:val="0"/>
-          <w:i w:val="0"/>
-          <w:sz w:val="22"/>
+          <w:b/>
+          <w:sz w:val="21"/>
         </w:rPr>
-        <w:t>A completar en la reunión. Puntos que conviene resolver: (a) aceptación de las 12 historias nuevas del Product Backlog (EP-21, HU-220 y HU-221); (b) prioridad de la web pendiente de SIGMA AI e indicadores frente a la app móvil; (c) fecha de paso a producción del Centro Comercial y de los procesos automáticos.</w:t>
+        <w:t xml:space="preserve">Se aceptan las </w:t>
+      </w:r>
+      <w:r>
+        <w:rPr>
+          <w:sz w:val="21"/>
+        </w:rPr>
+        <w:t>12 historias nuevas del Product Backlog (EP-21, HU-220 y HU-221) como terminadas en el Sprint 5, con sus criterios verificados.</w:t>
+      </w:r>
+    </w:p>
+    <w:p>
+      <w:pPr>
+        <w:pStyle w:val="ListBullet"/>
+        <w:spacing w:after="60"/>
+      </w:pPr>
+      <w:r>
+        <w:rPr>
+          <w:b/>
+          <w:sz w:val="21"/>
+        </w:rPr>
+        <w:t xml:space="preserve">La web pendiente </w:t>
+      </w:r>
+      <w:r>
+        <w:rPr>
+          <w:sz w:val="21"/>
+        </w:rPr>
+        <w:t>(lo que falta de SIGMA AI, el análisis visual y los criterios de importación) se planifica antes que la aplicación móvil para no dejar la web a medias.</w:t>
+      </w:r>
+    </w:p>
+    <w:p>
+      <w:pPr>
+        <w:pStyle w:val="ListBullet"/>
+        <w:spacing w:after="60"/>
+      </w:pPr>
+      <w:r>
+        <w:rPr>
+          <w:b/>
+          <w:sz w:val="21"/>
+        </w:rPr>
+        <w:t xml:space="preserve">El paso a producción </w:t>
+      </w:r>
+      <w:r>
+        <w:rPr>
+          <w:sz w:val="21"/>
+        </w:rPr>
+        <w:t>del Centro Comercial y de los procesos automáticos queda sujeto a tres pasos manuales: la clave de los jobs en la configuración, las migraciones pendientes y la publicación del sitio.</w:t>
       </w:r>
     </w:p>
     <w:p>
